--- a/GF2_EBNF.docx
+++ b/GF2_EBNF.docx
@@ -458,6 +458,277 @@
     <w:p>
       <w:r>
         <w:t>signals = terminal, “;”, {terminal, “;”};</w:t>
+      </w:r>
+    </w:p>
+    <w:p/>
+    <w:p>
+      <w:r>
+        <w:t>Semantic rules:</w:t>
+      </w:r>
+    </w:p>
+    <w:p>
+      <w:pPr>
+        <w:pStyle w:val="ListParagraph"/>
+        <w:numPr>
+          <w:ilvl w:val="0"/>
+          <w:numId w:val="2"/>
+        </w:numPr>
+      </w:pPr>
+      <w:r>
+        <w:t>Assignment</w:t>
+      </w:r>
+    </w:p>
+    <w:p>
+      <w:pPr>
+        <w:pStyle w:val="ListParagraph"/>
+        <w:numPr>
+          <w:ilvl w:val="0"/>
+          <w:numId w:val="1"/>
+        </w:numPr>
+      </w:pPr>
+      <w:r>
+        <w:t xml:space="preserve">When defining the </w:t>
+      </w:r>
+      <w:r>
+        <w:t xml:space="preserve">gate </w:t>
+      </w:r>
+      <w:proofErr w:type="gramStart"/>
+      <w:r>
+        <w:t>components</w:t>
+      </w:r>
+      <w:proofErr w:type="gramEnd"/>
+      <w:r>
+        <w:t xml:space="preserve"> the number of inputs should </w:t>
+      </w:r>
+      <w:r>
+        <w:t>be between 1 and 16</w:t>
+      </w:r>
+      <w:r>
+        <w:t xml:space="preserve"> for (</w:t>
+      </w:r>
+      <w:r>
+        <w:t>AND, NAND</w:t>
+      </w:r>
+      <w:r>
+        <w:t xml:space="preserve">, OR, NOR) gates </w:t>
+      </w:r>
+      <w:r>
+        <w:t xml:space="preserve">and </w:t>
+      </w:r>
+      <w:r>
+        <w:t>exactly 2 for XOR gates.</w:t>
+      </w:r>
+    </w:p>
+    <w:p>
+      <w:pPr>
+        <w:pStyle w:val="ListParagraph"/>
+        <w:numPr>
+          <w:ilvl w:val="0"/>
+          <w:numId w:val="1"/>
+        </w:numPr>
+      </w:pPr>
+      <w:r>
+        <w:t xml:space="preserve">When defining </w:t>
+      </w:r>
+      <w:r>
+        <w:t xml:space="preserve">the gate </w:t>
+      </w:r>
+      <w:proofErr w:type="gramStart"/>
+      <w:r>
+        <w:t>components</w:t>
+      </w:r>
+      <w:proofErr w:type="gramEnd"/>
+      <w:r>
+        <w:t xml:space="preserve"> the gate identifiers should not be repeated.</w:t>
+      </w:r>
+    </w:p>
+    <w:p>
+      <w:pPr>
+        <w:pStyle w:val="ListParagraph"/>
+        <w:numPr>
+          <w:ilvl w:val="0"/>
+          <w:numId w:val="1"/>
+        </w:numPr>
+      </w:pPr>
+      <w:r>
+        <w:t>When defining the switch components, the switch setting should be 0 or 1.</w:t>
+      </w:r>
+    </w:p>
+    <w:p>
+      <w:pPr>
+        <w:pStyle w:val="ListParagraph"/>
+        <w:numPr>
+          <w:ilvl w:val="0"/>
+          <w:numId w:val="1"/>
+        </w:numPr>
+      </w:pPr>
+      <w:r>
+        <w:t xml:space="preserve">When defining the flip flop </w:t>
+      </w:r>
+      <w:proofErr w:type="gramStart"/>
+      <w:r>
+        <w:t>components</w:t>
+      </w:r>
+      <w:proofErr w:type="gramEnd"/>
+      <w:r>
+        <w:t xml:space="preserve"> the program does not expect the user to specify the number of inputs.</w:t>
+      </w:r>
+    </w:p>
+    <w:p>
+      <w:pPr>
+        <w:pStyle w:val="ListParagraph"/>
+        <w:numPr>
+          <w:ilvl w:val="0"/>
+          <w:numId w:val="1"/>
+        </w:numPr>
+      </w:pPr>
+      <w:r>
+        <w:t xml:space="preserve">When defining the </w:t>
+      </w:r>
+      <w:proofErr w:type="gramStart"/>
+      <w:r>
+        <w:t>clock</w:t>
+      </w:r>
+      <w:proofErr w:type="gramEnd"/>
+      <w:r>
+        <w:t xml:space="preserve"> the program expects the user to specify the </w:t>
+      </w:r>
+      <w:r>
+        <w:t>number of simulation cycles in half a clock period.</w:t>
+      </w:r>
+    </w:p>
+    <w:p>
+      <w:pPr>
+        <w:pStyle w:val="ListParagraph"/>
+        <w:numPr>
+          <w:ilvl w:val="0"/>
+          <w:numId w:val="2"/>
+        </w:numPr>
+      </w:pPr>
+      <w:r>
+        <w:t>Connections</w:t>
+      </w:r>
+    </w:p>
+    <w:p>
+      <w:pPr>
+        <w:pStyle w:val="ListParagraph"/>
+        <w:numPr>
+          <w:ilvl w:val="0"/>
+          <w:numId w:val="1"/>
+        </w:numPr>
+      </w:pPr>
+      <w:r>
+        <w:t xml:space="preserve">When </w:t>
+      </w:r>
+      <w:r>
+        <w:t xml:space="preserve">defining the connections the </w:t>
+      </w:r>
+      <w:r>
+        <w:t>user should not connect a terminal to itself.</w:t>
+      </w:r>
+    </w:p>
+    <w:p>
+      <w:pPr>
+        <w:pStyle w:val="ListParagraph"/>
+        <w:numPr>
+          <w:ilvl w:val="0"/>
+          <w:numId w:val="1"/>
+        </w:numPr>
+      </w:pPr>
+      <w:r>
+        <w:lastRenderedPageBreak/>
+        <w:t>The terminal name to the left of the “&lt;</w:t>
+      </w:r>
+      <w:proofErr w:type="gramStart"/>
+      <w:r>
+        <w:t>-“ symbol</w:t>
+      </w:r>
+      <w:proofErr w:type="gramEnd"/>
+      <w:r>
+        <w:t xml:space="preserve"> should not be the name of a device input</w:t>
+      </w:r>
+      <w:r>
+        <w:t>.</w:t>
+      </w:r>
+    </w:p>
+    <w:p>
+      <w:pPr>
+        <w:pStyle w:val="ListParagraph"/>
+        <w:numPr>
+          <w:ilvl w:val="0"/>
+          <w:numId w:val="1"/>
+        </w:numPr>
+      </w:pPr>
+      <w:r>
+        <w:t xml:space="preserve">The terminal name to the </w:t>
+      </w:r>
+      <w:r>
+        <w:t>right</w:t>
+      </w:r>
+      <w:r>
+        <w:t xml:space="preserve"> of the “&lt;</w:t>
+      </w:r>
+      <w:proofErr w:type="gramStart"/>
+      <w:r>
+        <w:t>-“ symbol</w:t>
+      </w:r>
+      <w:proofErr w:type="gramEnd"/>
+      <w:r>
+        <w:t xml:space="preserve"> should not be the name of a device </w:t>
+      </w:r>
+      <w:r>
+        <w:t>out</w:t>
+      </w:r>
+      <w:r>
+        <w:t>put.</w:t>
+      </w:r>
+    </w:p>
+    <w:p>
+      <w:pPr>
+        <w:pStyle w:val="ListParagraph"/>
+        <w:numPr>
+          <w:ilvl w:val="0"/>
+          <w:numId w:val="1"/>
+        </w:numPr>
+      </w:pPr>
+      <w:r>
+        <w:t>The user should not use terminal names that were not specified in the assignment section when describing the connections.</w:t>
+      </w:r>
+    </w:p>
+    <w:p>
+      <w:pPr>
+        <w:pStyle w:val="ListParagraph"/>
+        <w:numPr>
+          <w:ilvl w:val="0"/>
+          <w:numId w:val="1"/>
+        </w:numPr>
+      </w:pPr>
+      <w:r>
+        <w:t xml:space="preserve">All the inputs of the devices </w:t>
+      </w:r>
+      <w:r>
+        <w:t xml:space="preserve">used </w:t>
+      </w:r>
+      <w:r>
+        <w:t xml:space="preserve">should be connected to </w:t>
+      </w:r>
+      <w:r>
+        <w:t>something.</w:t>
+      </w:r>
+    </w:p>
+    <w:p>
+      <w:pPr>
+        <w:pStyle w:val="ListParagraph"/>
+        <w:numPr>
+          <w:ilvl w:val="0"/>
+          <w:numId w:val="1"/>
+        </w:numPr>
+      </w:pPr>
+      <w:r>
+        <w:t xml:space="preserve">When </w:t>
+      </w:r>
+      <w:r>
+        <w:t>specifying an input connection, the input index number should not exceed the number of inputs defined for that component.</w:t>
       </w:r>
     </w:p>
     <w:p/>
@@ -470,6 +741,219 @@
     </w:sectPr>
   </w:body>
 </w:document>
+</file>
+
+<file path=word/numbering.xml><?xml version="1.0" encoding="utf-8"?>
+<w:numbering xmlns:wpc="http://schemas.microsoft.com/office/word/2010/wordprocessingCanvas" xmlns:cx="http://schemas.microsoft.com/office/drawing/2014/chartex" xmlns:cx1="http://schemas.microsoft.com/office/drawing/2015/9/8/chartex" xmlns:cx2="http://schemas.microsoft.com/office/drawing/2015/10/21/chartex" xmlns:cx3="http://schemas.microsoft.com/office/drawing/2016/5/9/chartex" xmlns:cx4="http://schemas.microsoft.com/office/drawing/2016/5/10/chartex" xmlns:cx5="http://schemas.microsoft.com/office/drawing/2016/5/11/chartex" xmlns:cx6="http://schemas.microsoft.com/office/drawing/2016/5/12/chartex" xmlns:cx7="http://schemas.microsoft.com/office/drawing/2016/5/13/chartex" xmlns:cx8="http://schemas.microsoft.com/office/drawing/2016/5/14/chartex" xmlns:mc="http://schemas.openxmlformats.org/markup-compatibility/2006" xmlns:aink="http://schemas.microsoft.com/office/drawing/2016/ink" xmlns:am3d="http://schemas.microsoft.com/office/drawing/2017/model3d" xmlns:o="urn:schemas-microsoft-com:office:office" xmlns:oel="http://schemas.microsoft.com/office/2019/extlst" xmlns:r="http://schemas.openxmlformats.org/officeDocument/2006/relationships" xmlns:m="http://schemas.openxmlformats.org/officeDocument/2006/math" xmlns:v="urn:schemas-microsoft-com:vml" xmlns:wp14="http://schemas.microsoft.com/office/word/2010/wordprocessingDrawing" xmlns:wp="http://schemas.openxmlformats.org/drawingml/2006/wordprocessingDrawing" xmlns:w10="urn:schemas-microsoft-com:office:word" xmlns:w="http://schemas.openxmlformats.org/wordprocessingml/2006/main" xmlns:w14="http://schemas.microsoft.com/office/word/2010/wordml" xmlns:w15="http://schemas.microsoft.com/office/word/2012/wordml" xmlns:w16cex="http://schemas.microsoft.com/office/word/2018/wordml/cex" xmlns:w16cid="http://schemas.microsoft.com/office/word/2016/wordml/cid" xmlns:w16="http://schemas.microsoft.com/office/word/2018/wordml" xmlns:w16du="http://schemas.microsoft.com/office/word/2023/wordml/word16du" xmlns:w16sdtdh="http://schemas.microsoft.com/office/word/2020/wordml/sdtdatahash" xmlns:w16sdtfl="http://schemas.microsoft.com/office/word/2024/wordml/sdtformatlock" xmlns:w16se="http://schemas.microsoft.com/office/word/2015/wordml/symex" xmlns:wpg="http://schemas.microsoft.com/office/word/2010/wordprocessingGroup" xmlns:wpi="http://schemas.microsoft.com/office/word/2010/wordprocessingInk" xmlns:wne="http://schemas.microsoft.com/office/word/2006/wordml" xmlns:wps="http://schemas.microsoft.com/office/word/2010/wordprocessingShape" mc:Ignorable="w14 w15 w16se w16cid w16 w16cex w16sdtdh w16sdtfl w16du wp14">
+  <w:abstractNum w:abstractNumId="0" w15:restartNumberingAfterBreak="0">
+    <w:nsid w:val="0BCC5539"/>
+    <w:multiLevelType w:val="hybridMultilevel"/>
+    <w:tmpl w:val="5C3830FE"/>
+    <w:lvl w:ilvl="0" w:tplc="04090001">
+      <w:start w:val="1"/>
+      <w:numFmt w:val="bullet"/>
+      <w:lvlText w:val=""/>
+      <w:lvlJc w:val="left"/>
+      <w:pPr>
+        <w:ind w:left="720" w:hanging="360"/>
+      </w:pPr>
+      <w:rPr>
+        <w:rFonts w:ascii="Symbol" w:hAnsi="Symbol" w:hint="default"/>
+      </w:rPr>
+    </w:lvl>
+    <w:lvl w:ilvl="1" w:tplc="04090003" w:tentative="1">
+      <w:start w:val="1"/>
+      <w:numFmt w:val="bullet"/>
+      <w:lvlText w:val="o"/>
+      <w:lvlJc w:val="left"/>
+      <w:pPr>
+        <w:ind w:left="1440" w:hanging="360"/>
+      </w:pPr>
+      <w:rPr>
+        <w:rFonts w:ascii="Courier New" w:hAnsi="Courier New" w:cs="Courier New" w:hint="default"/>
+      </w:rPr>
+    </w:lvl>
+    <w:lvl w:ilvl="2" w:tplc="04090005" w:tentative="1">
+      <w:start w:val="1"/>
+      <w:numFmt w:val="bullet"/>
+      <w:lvlText w:val=""/>
+      <w:lvlJc w:val="left"/>
+      <w:pPr>
+        <w:ind w:left="2160" w:hanging="360"/>
+      </w:pPr>
+      <w:rPr>
+        <w:rFonts w:ascii="Wingdings" w:hAnsi="Wingdings" w:hint="default"/>
+      </w:rPr>
+    </w:lvl>
+    <w:lvl w:ilvl="3" w:tplc="04090001" w:tentative="1">
+      <w:start w:val="1"/>
+      <w:numFmt w:val="bullet"/>
+      <w:lvlText w:val=""/>
+      <w:lvlJc w:val="left"/>
+      <w:pPr>
+        <w:ind w:left="2880" w:hanging="360"/>
+      </w:pPr>
+      <w:rPr>
+        <w:rFonts w:ascii="Symbol" w:hAnsi="Symbol" w:hint="default"/>
+      </w:rPr>
+    </w:lvl>
+    <w:lvl w:ilvl="4" w:tplc="04090003" w:tentative="1">
+      <w:start w:val="1"/>
+      <w:numFmt w:val="bullet"/>
+      <w:lvlText w:val="o"/>
+      <w:lvlJc w:val="left"/>
+      <w:pPr>
+        <w:ind w:left="3600" w:hanging="360"/>
+      </w:pPr>
+      <w:rPr>
+        <w:rFonts w:ascii="Courier New" w:hAnsi="Courier New" w:cs="Courier New" w:hint="default"/>
+      </w:rPr>
+    </w:lvl>
+    <w:lvl w:ilvl="5" w:tplc="04090005" w:tentative="1">
+      <w:start w:val="1"/>
+      <w:numFmt w:val="bullet"/>
+      <w:lvlText w:val=""/>
+      <w:lvlJc w:val="left"/>
+      <w:pPr>
+        <w:ind w:left="4320" w:hanging="360"/>
+      </w:pPr>
+      <w:rPr>
+        <w:rFonts w:ascii="Wingdings" w:hAnsi="Wingdings" w:hint="default"/>
+      </w:rPr>
+    </w:lvl>
+    <w:lvl w:ilvl="6" w:tplc="04090001" w:tentative="1">
+      <w:start w:val="1"/>
+      <w:numFmt w:val="bullet"/>
+      <w:lvlText w:val=""/>
+      <w:lvlJc w:val="left"/>
+      <w:pPr>
+        <w:ind w:left="5040" w:hanging="360"/>
+      </w:pPr>
+      <w:rPr>
+        <w:rFonts w:ascii="Symbol" w:hAnsi="Symbol" w:hint="default"/>
+      </w:rPr>
+    </w:lvl>
+    <w:lvl w:ilvl="7" w:tplc="04090003" w:tentative="1">
+      <w:start w:val="1"/>
+      <w:numFmt w:val="bullet"/>
+      <w:lvlText w:val="o"/>
+      <w:lvlJc w:val="left"/>
+      <w:pPr>
+        <w:ind w:left="5760" w:hanging="360"/>
+      </w:pPr>
+      <w:rPr>
+        <w:rFonts w:ascii="Courier New" w:hAnsi="Courier New" w:cs="Courier New" w:hint="default"/>
+      </w:rPr>
+    </w:lvl>
+    <w:lvl w:ilvl="8" w:tplc="04090005" w:tentative="1">
+      <w:start w:val="1"/>
+      <w:numFmt w:val="bullet"/>
+      <w:lvlText w:val=""/>
+      <w:lvlJc w:val="left"/>
+      <w:pPr>
+        <w:ind w:left="6480" w:hanging="360"/>
+      </w:pPr>
+      <w:rPr>
+        <w:rFonts w:ascii="Wingdings" w:hAnsi="Wingdings" w:hint="default"/>
+      </w:rPr>
+    </w:lvl>
+  </w:abstractNum>
+  <w:abstractNum w:abstractNumId="1" w15:restartNumberingAfterBreak="0">
+    <w:nsid w:val="4FF356A9"/>
+    <w:multiLevelType w:val="hybridMultilevel"/>
+    <w:tmpl w:val="CCD46EF4"/>
+    <w:lvl w:ilvl="0" w:tplc="0409000F">
+      <w:start w:val="1"/>
+      <w:numFmt w:val="decimal"/>
+      <w:lvlText w:val="%1."/>
+      <w:lvlJc w:val="left"/>
+      <w:pPr>
+        <w:ind w:left="720" w:hanging="360"/>
+      </w:pPr>
+      <w:rPr>
+        <w:rFonts w:hint="default"/>
+      </w:rPr>
+    </w:lvl>
+    <w:lvl w:ilvl="1" w:tplc="04090019" w:tentative="1">
+      <w:start w:val="1"/>
+      <w:numFmt w:val="lowerLetter"/>
+      <w:lvlText w:val="%2."/>
+      <w:lvlJc w:val="left"/>
+      <w:pPr>
+        <w:ind w:left="1440" w:hanging="360"/>
+      </w:pPr>
+    </w:lvl>
+    <w:lvl w:ilvl="2" w:tplc="0409001B" w:tentative="1">
+      <w:start w:val="1"/>
+      <w:numFmt w:val="lowerRoman"/>
+      <w:lvlText w:val="%3."/>
+      <w:lvlJc w:val="right"/>
+      <w:pPr>
+        <w:ind w:left="2160" w:hanging="180"/>
+      </w:pPr>
+    </w:lvl>
+    <w:lvl w:ilvl="3" w:tplc="0409000F" w:tentative="1">
+      <w:start w:val="1"/>
+      <w:numFmt w:val="decimal"/>
+      <w:lvlText w:val="%4."/>
+      <w:lvlJc w:val="left"/>
+      <w:pPr>
+        <w:ind w:left="2880" w:hanging="360"/>
+      </w:pPr>
+    </w:lvl>
+    <w:lvl w:ilvl="4" w:tplc="04090019" w:tentative="1">
+      <w:start w:val="1"/>
+      <w:numFmt w:val="lowerLetter"/>
+      <w:lvlText w:val="%5."/>
+      <w:lvlJc w:val="left"/>
+      <w:pPr>
+        <w:ind w:left="3600" w:hanging="360"/>
+      </w:pPr>
+    </w:lvl>
+    <w:lvl w:ilvl="5" w:tplc="0409001B" w:tentative="1">
+      <w:start w:val="1"/>
+      <w:numFmt w:val="lowerRoman"/>
+      <w:lvlText w:val="%6."/>
+      <w:lvlJc w:val="right"/>
+      <w:pPr>
+        <w:ind w:left="4320" w:hanging="180"/>
+      </w:pPr>
+    </w:lvl>
+    <w:lvl w:ilvl="6" w:tplc="0409000F" w:tentative="1">
+      <w:start w:val="1"/>
+      <w:numFmt w:val="decimal"/>
+      <w:lvlText w:val="%7."/>
+      <w:lvlJc w:val="left"/>
+      <w:pPr>
+        <w:ind w:left="5040" w:hanging="360"/>
+      </w:pPr>
+    </w:lvl>
+    <w:lvl w:ilvl="7" w:tplc="04090019" w:tentative="1">
+      <w:start w:val="1"/>
+      <w:numFmt w:val="lowerLetter"/>
+      <w:lvlText w:val="%8."/>
+      <w:lvlJc w:val="left"/>
+      <w:pPr>
+        <w:ind w:left="5760" w:hanging="360"/>
+      </w:pPr>
+    </w:lvl>
+    <w:lvl w:ilvl="8" w:tplc="0409001B" w:tentative="1">
+      <w:start w:val="1"/>
+      <w:numFmt w:val="lowerRoman"/>
+      <w:lvlText w:val="%9."/>
+      <w:lvlJc w:val="right"/>
+      <w:pPr>
+        <w:ind w:left="6480" w:hanging="180"/>
+      </w:pPr>
+    </w:lvl>
+  </w:abstractNum>
+  <w:num w:numId="1" w16cid:durableId="1009134334">
+    <w:abstractNumId w:val="0"/>
+  </w:num>
+  <w:num w:numId="2" w16cid:durableId="1993439075">
+    <w:abstractNumId w:val="1"/>
+  </w:num>
+</w:numbering>
 </file>
 
 <file path=word/styles.xml><?xml version="1.0" encoding="utf-8"?>
@@ -1708,6 +2192,23 @@
 </file>
 
 <file path=customXml/item1.xml><?xml version="1.0" encoding="utf-8"?>
+<p:properties xmlns:p="http://schemas.microsoft.com/office/2006/metadata/properties" xmlns:xsi="http://www.w3.org/2001/XMLSchema-instance" xmlns:pc="http://schemas.microsoft.com/office/infopath/2007/PartnerControls">
+  <documentManagement>
+    <_activity xmlns="a8c7709f-c8e1-4de6-983a-93b6c6c70c7e" xsi:nil="true"/>
+  </documentManagement>
+</p:properties>
+</file>
+
+<file path=customXml/item2.xml><?xml version="1.0" encoding="utf-8"?>
+<?mso-contentType ?>
+<FormTemplates xmlns="http://schemas.microsoft.com/sharepoint/v3/contenttype/forms">
+  <Display>DocumentLibraryForm</Display>
+  <Edit>DocumentLibraryForm</Edit>
+  <New>DocumentLibraryForm</New>
+</FormTemplates>
+</file>
+
+<file path=customXml/item3.xml><?xml version="1.0" encoding="utf-8"?>
 <ct:contentTypeSchema xmlns:ct="http://schemas.microsoft.com/office/2006/metadata/contentType" xmlns:ma="http://schemas.microsoft.com/office/2006/metadata/properties/metaAttributes" ct:_="" ma:_="" ma:contentTypeName="Document" ma:contentTypeID="0x0101009470F539C8D99E4E8AB13C0FAAC6D12F" ma:contentTypeVersion="13" ma:contentTypeDescription="Create a new document." ma:contentTypeScope="" ma:versionID="0caae47e0b8c8872062d5c77e95642a3">
   <xsd:schema xmlns:xsd="http://www.w3.org/2001/XMLSchema" xmlns:xs="http://www.w3.org/2001/XMLSchema" xmlns:p="http://schemas.microsoft.com/office/2006/metadata/properties" xmlns:ns3="a8c7709f-c8e1-4de6-983a-93b6c6c70c7e" xmlns:ns4="102b8837-08f7-446b-96e1-1f2c8edbd9ef" targetNamespace="http://schemas.microsoft.com/office/2006/metadata/properties" ma:root="true" ma:fieldsID="2152c13089d2d08ba67d47836c47f088" ns3:_="" ns4:_="">
     <xsd:import namespace="a8c7709f-c8e1-4de6-983a-93b6c6c70c7e"/>
@@ -1926,24 +2427,25 @@
 </ct:contentTypeSchema>
 </file>
 
-<file path=customXml/item2.xml><?xml version="1.0" encoding="utf-8"?>
-<?mso-contentType ?>
-<FormTemplates xmlns="http://schemas.microsoft.com/sharepoint/v3/contenttype/forms">
-  <Display>DocumentLibraryForm</Display>
-  <Edit>DocumentLibraryForm</Edit>
-  <New>DocumentLibraryForm</New>
-</FormTemplates>
+<file path=customXml/itemProps1.xml><?xml version="1.0" encoding="utf-8"?>
+<ds:datastoreItem xmlns:ds="http://schemas.openxmlformats.org/officeDocument/2006/customXml" ds:itemID="{5621D40E-F684-48A8-BAB9-672D0637931B}">
+  <ds:schemaRefs>
+    <ds:schemaRef ds:uri="http://schemas.microsoft.com/office/2006/metadata/properties"/>
+    <ds:schemaRef ds:uri="http://schemas.microsoft.com/office/infopath/2007/PartnerControls"/>
+    <ds:schemaRef ds:uri="a8c7709f-c8e1-4de6-983a-93b6c6c70c7e"/>
+  </ds:schemaRefs>
+</ds:datastoreItem>
 </file>
 
-<file path=customXml/item3.xml><?xml version="1.0" encoding="utf-8"?>
-<p:properties xmlns:p="http://schemas.microsoft.com/office/2006/metadata/properties" xmlns:xsi="http://www.w3.org/2001/XMLSchema-instance" xmlns:pc="http://schemas.microsoft.com/office/infopath/2007/PartnerControls">
-  <documentManagement>
-    <_activity xmlns="a8c7709f-c8e1-4de6-983a-93b6c6c70c7e" xsi:nil="true"/>
-  </documentManagement>
-</p:properties>
+<file path=customXml/itemProps2.xml><?xml version="1.0" encoding="utf-8"?>
+<ds:datastoreItem xmlns:ds="http://schemas.openxmlformats.org/officeDocument/2006/customXml" ds:itemID="{59D2B967-C4CD-40AB-B481-8FFF6A5101A6}">
+  <ds:schemaRefs>
+    <ds:schemaRef ds:uri="http://schemas.microsoft.com/sharepoint/v3/contenttype/forms"/>
+  </ds:schemaRefs>
+</ds:datastoreItem>
 </file>
 
-<file path=customXml/itemProps1.xml><?xml version="1.0" encoding="utf-8"?>
+<file path=customXml/itemProps3.xml><?xml version="1.0" encoding="utf-8"?>
 <ds:datastoreItem xmlns:ds="http://schemas.openxmlformats.org/officeDocument/2006/customXml" ds:itemID="{B5746B30-6564-4C47-A2DE-3C5D5816A416}">
   <ds:schemaRefs>
     <ds:schemaRef ds:uri="http://schemas.microsoft.com/office/2006/metadata/contentType"/>
@@ -1960,22 +2462,4 @@
     <ds:schemaRef ds:uri="http://schemas.microsoft.com/internal/obd"/>
   </ds:schemaRefs>
 </ds:datastoreItem>
-</file>
-
-<file path=customXml/itemProps2.xml><?xml version="1.0" encoding="utf-8"?>
-<ds:datastoreItem xmlns:ds="http://schemas.openxmlformats.org/officeDocument/2006/customXml" ds:itemID="{59D2B967-C4CD-40AB-B481-8FFF6A5101A6}">
-  <ds:schemaRefs>
-    <ds:schemaRef ds:uri="http://schemas.microsoft.com/sharepoint/v3/contenttype/forms"/>
-  </ds:schemaRefs>
-</ds:datastoreItem>
-</file>
-
-<file path=customXml/itemProps3.xml><?xml version="1.0" encoding="utf-8"?>
-<ds:datastoreItem xmlns:ds="http://schemas.openxmlformats.org/officeDocument/2006/customXml" ds:itemID="{5621D40E-F684-48A8-BAB9-672D0637931B}">
-  <ds:schemaRefs>
-    <ds:schemaRef ds:uri="http://schemas.microsoft.com/office/2006/metadata/properties"/>
-    <ds:schemaRef ds:uri="http://schemas.microsoft.com/office/infopath/2007/PartnerControls"/>
-    <ds:schemaRef ds:uri="a8c7709f-c8e1-4de6-983a-93b6c6c70c7e"/>
-  </ds:schemaRefs>
-</ds:datastoreItem>
 </file>